--- a/constitucion_sas_nova_bienestar/docx/11_Impuesto_de_registro_y_planilla_de_radicacion.docx
+++ b/constitucion_sas_nova_bienestar/docx/11_Impuesto_de_registro_y_planilla_de_radicacion.docx
@@ -1799,19 +1799,9 @@
                 <w:b w:val="0"/>
                 <w:i w:val="0"/>
                 <w:sz w:val="20"/>
-                <w:u w:val="single"/>
-              </w:rPr>
-              <w:t xml:space="preserve">__ / </w:t>
-            </w:r>
-            <w:r>
-              <w:rPr>
-                <w:rFonts w:ascii="Times New Roman" w:hAnsi="Times New Roman"/>
-                <w:b w:val="0"/>
-                <w:i w:val="0"/>
-                <w:sz w:val="20"/>
                 <w:u w:val="none"/>
               </w:rPr>
-              <w:t>__ / 2026</w:t>
+              <w:t>____ / ____ / 2026</w:t>
             </w:r>
           </w:p>
         </w:tc>
@@ -1853,28 +1843,9 @@
                 <w:b w:val="0"/>
                 <w:i w:val="0"/>
                 <w:sz w:val="20"/>
-                <w:u w:val="single"/>
+                <w:u w:val="none"/>
               </w:rPr>
-              <w:t>_</w:t>
-            </w:r>
-            <w:r>
-              <w:rPr>
-                <w:rFonts w:ascii="Times New Roman" w:hAnsi="Times New Roman"/>
-                <w:b w:val="0"/>
-                <w:i w:val="0"/>
-                <w:sz w:val="20"/>
-                <w:u w:val="single"/>
-              </w:rPr>
-              <w:t>_</w:t>
-            </w:r>
-            <w:r>
-              <w:rPr>
-                <w:rFonts w:ascii="Times New Roman" w:hAnsi="Times New Roman"/>
-                <w:b w:val="0"/>
-                <w:i w:val="0"/>
-                <w:sz w:val="20"/>
-                <w:u w:val="single"/>
-              </w:rPr>
+              <w:t>____________</w:t>
             </w:r>
           </w:p>
         </w:tc>
@@ -1905,72 +1876,9 @@
           <w:rFonts w:ascii="Times New Roman" w:hAnsi="Times New Roman"/>
           <w:b w:val="0"/>
           <w:i w:val="0"/>
-          <w:u w:val="single"/>
+          <w:u w:val="none"/>
         </w:rPr>
-        <w:t>_</w:t>
-      </w:r>
-      <w:r>
-        <w:rPr>
-          <w:rFonts w:ascii="Times New Roman" w:hAnsi="Times New Roman"/>
-          <w:b w:val="0"/>
-          <w:i w:val="0"/>
-          <w:u w:val="single"/>
-        </w:rPr>
-        <w:t>_</w:t>
-      </w:r>
-      <w:r>
-        <w:rPr>
-          <w:rFonts w:ascii="Times New Roman" w:hAnsi="Times New Roman"/>
-          <w:b w:val="0"/>
-          <w:i w:val="0"/>
-          <w:u w:val="single"/>
-        </w:rPr>
-        <w:t>_</w:t>
-      </w:r>
-      <w:r>
-        <w:rPr>
-          <w:rFonts w:ascii="Times New Roman" w:hAnsi="Times New Roman"/>
-          <w:b w:val="0"/>
-          <w:i w:val="0"/>
-          <w:u w:val="single"/>
-        </w:rPr>
-        <w:t>_</w:t>
-      </w:r>
-      <w:r>
-        <w:rPr>
-          <w:rFonts w:ascii="Times New Roman" w:hAnsi="Times New Roman"/>
-          <w:b w:val="0"/>
-          <w:i w:val="0"/>
-          <w:u w:val="single"/>
-        </w:rPr>
-        <w:t>_</w:t>
-      </w:r>
-      <w:r>
-        <w:rPr>
-          <w:rFonts w:ascii="Times New Roman" w:hAnsi="Times New Roman"/>
-          <w:b w:val="0"/>
-          <w:i w:val="0"/>
-          <w:u w:val="single"/>
-        </w:rPr>
-        <w:t>_</w:t>
-      </w:r>
-      <w:r>
-        <w:rPr>
-          <w:rFonts w:ascii="Times New Roman" w:hAnsi="Times New Roman"/>
-          <w:b w:val="0"/>
-          <w:i w:val="0"/>
-          <w:u w:val="single"/>
-        </w:rPr>
-        <w:t>_</w:t>
-      </w:r>
-      <w:r>
-        <w:rPr>
-          <w:rFonts w:ascii="Times New Roman" w:hAnsi="Times New Roman"/>
-          <w:b w:val="0"/>
-          <w:i w:val="0"/>
-          <w:u w:val="single"/>
-        </w:rPr>
-        <w:t>_</w:t>
+        <w:t>________________________________________</w:t>
       </w:r>
     </w:p>
     <w:p>
@@ -4162,19 +4070,9 @@
                 <w:b w:val="0"/>
                 <w:i w:val="0"/>
                 <w:sz w:val="20"/>
-                <w:u w:val="single"/>
-              </w:rPr>
-              <w:t xml:space="preserve">__ / </w:t>
-            </w:r>
-            <w:r>
-              <w:rPr>
-                <w:rFonts w:ascii="Times New Roman" w:hAnsi="Times New Roman"/>
-                <w:b w:val="0"/>
-                <w:i w:val="0"/>
-                <w:sz w:val="20"/>
                 <w:u w:val="none"/>
               </w:rPr>
-              <w:t>__ / 2026</w:t>
+              <w:t>____ / ____ / 2026</w:t>
             </w:r>
           </w:p>
         </w:tc>
@@ -4216,28 +4114,9 @@
                 <w:b w:val="0"/>
                 <w:i w:val="0"/>
                 <w:sz w:val="20"/>
-                <w:u w:val="single"/>
+                <w:u w:val="none"/>
               </w:rPr>
-              <w:t>_</w:t>
-            </w:r>
-            <w:r>
-              <w:rPr>
-                <w:rFonts w:ascii="Times New Roman" w:hAnsi="Times New Roman"/>
-                <w:b w:val="0"/>
-                <w:i w:val="0"/>
-                <w:sz w:val="20"/>
-                <w:u w:val="single"/>
-              </w:rPr>
-              <w:t>_</w:t>
-            </w:r>
-            <w:r>
-              <w:rPr>
-                <w:rFonts w:ascii="Times New Roman" w:hAnsi="Times New Roman"/>
-                <w:b w:val="0"/>
-                <w:i w:val="0"/>
-                <w:sz w:val="20"/>
-                <w:u w:val="single"/>
-              </w:rPr>
+              <w:t>____________</w:t>
             </w:r>
           </w:p>
         </w:tc>
@@ -4281,36 +4160,7 @@
                 <w:sz w:val="20"/>
                 <w:u w:val="none"/>
               </w:rPr>
-              <w:t>$</w:t>
-            </w:r>
-            <w:r>
-              <w:rPr>
-                <w:rFonts w:ascii="Times New Roman" w:hAnsi="Times New Roman"/>
-                <w:b w:val="0"/>
-                <w:i w:val="0"/>
-                <w:sz w:val="20"/>
-                <w:u w:val="single"/>
-              </w:rPr>
-              <w:t>_</w:t>
-            </w:r>
-            <w:r>
-              <w:rPr>
-                <w:rFonts w:ascii="Times New Roman" w:hAnsi="Times New Roman"/>
-                <w:b w:val="0"/>
-                <w:i w:val="0"/>
-                <w:sz w:val="20"/>
-                <w:u w:val="single"/>
-              </w:rPr>
-              <w:t>_</w:t>
-            </w:r>
-            <w:r>
-              <w:rPr>
-                <w:rFonts w:ascii="Times New Roman" w:hAnsi="Times New Roman"/>
-                <w:b w:val="0"/>
-                <w:i w:val="0"/>
-                <w:sz w:val="20"/>
-                <w:u w:val="single"/>
-              </w:rPr>
+              <w:t>$____________</w:t>
             </w:r>
           </w:p>
         </w:tc>
@@ -4352,19 +4202,9 @@
                 <w:b w:val="0"/>
                 <w:i w:val="0"/>
                 <w:sz w:val="20"/>
-                <w:u w:val="single"/>
-              </w:rPr>
-              <w:t xml:space="preserve">__ / </w:t>
-            </w:r>
-            <w:r>
-              <w:rPr>
-                <w:rFonts w:ascii="Times New Roman" w:hAnsi="Times New Roman"/>
-                <w:b w:val="0"/>
-                <w:i w:val="0"/>
-                <w:sz w:val="20"/>
                 <w:u w:val="none"/>
               </w:rPr>
-              <w:t>__ / 2026</w:t>
+              <w:t>____ / ____ / 2026</w:t>
             </w:r>
           </w:p>
         </w:tc>
@@ -4406,28 +4246,9 @@
                 <w:b w:val="0"/>
                 <w:i w:val="0"/>
                 <w:sz w:val="20"/>
-                <w:u w:val="single"/>
+                <w:u w:val="none"/>
               </w:rPr>
-              <w:t>_</w:t>
-            </w:r>
-            <w:r>
-              <w:rPr>
-                <w:rFonts w:ascii="Times New Roman" w:hAnsi="Times New Roman"/>
-                <w:b w:val="0"/>
-                <w:i w:val="0"/>
-                <w:sz w:val="20"/>
-                <w:u w:val="single"/>
-              </w:rPr>
-              <w:t>_</w:t>
-            </w:r>
-            <w:r>
-              <w:rPr>
-                <w:rFonts w:ascii="Times New Roman" w:hAnsi="Times New Roman"/>
-                <w:b w:val="0"/>
-                <w:i w:val="0"/>
-                <w:sz w:val="20"/>
-                <w:u w:val="single"/>
-              </w:rPr>
+              <w:t>____________</w:t>
             </w:r>
           </w:p>
         </w:tc>
@@ -4469,28 +4290,9 @@
                 <w:b w:val="0"/>
                 <w:i w:val="0"/>
                 <w:sz w:val="20"/>
-                <w:u w:val="single"/>
+                <w:u w:val="none"/>
               </w:rPr>
-              <w:t>_</w:t>
-            </w:r>
-            <w:r>
-              <w:rPr>
-                <w:rFonts w:ascii="Times New Roman" w:hAnsi="Times New Roman"/>
-                <w:b w:val="0"/>
-                <w:i w:val="0"/>
-                <w:sz w:val="20"/>
-                <w:u w:val="single"/>
-              </w:rPr>
-              <w:t>_</w:t>
-            </w:r>
-            <w:r>
-              <w:rPr>
-                <w:rFonts w:ascii="Times New Roman" w:hAnsi="Times New Roman"/>
-                <w:b w:val="0"/>
-                <w:i w:val="0"/>
-                <w:sz w:val="20"/>
-                <w:u w:val="single"/>
-              </w:rPr>
+              <w:t>____________</w:t>
             </w:r>
           </w:p>
         </w:tc>
@@ -4532,19 +4334,9 @@
                 <w:b w:val="0"/>
                 <w:i w:val="0"/>
                 <w:sz w:val="20"/>
-                <w:u w:val="single"/>
-              </w:rPr>
-              <w:t>_</w:t>
-            </w:r>
-            <w:r>
-              <w:rPr>
-                <w:rFonts w:ascii="Times New Roman" w:hAnsi="Times New Roman"/>
-                <w:b w:val="0"/>
-                <w:i w:val="0"/>
-                <w:sz w:val="20"/>
                 <w:u w:val="none"/>
               </w:rPr>
-              <w:t>___ del libro IX</w:t>
+              <w:t>________ del libro IX</w:t>
             </w:r>
           </w:p>
         </w:tc>
@@ -4586,28 +4378,9 @@
                 <w:b w:val="0"/>
                 <w:i w:val="0"/>
                 <w:sz w:val="20"/>
-                <w:u w:val="single"/>
+                <w:u w:val="none"/>
               </w:rPr>
-              <w:t>_</w:t>
-            </w:r>
-            <w:r>
-              <w:rPr>
-                <w:rFonts w:ascii="Times New Roman" w:hAnsi="Times New Roman"/>
-                <w:b w:val="0"/>
-                <w:i w:val="0"/>
-                <w:sz w:val="20"/>
-                <w:u w:val="single"/>
-              </w:rPr>
-              <w:t>_</w:t>
-            </w:r>
-            <w:r>
-              <w:rPr>
-                <w:rFonts w:ascii="Times New Roman" w:hAnsi="Times New Roman"/>
-                <w:b w:val="0"/>
-                <w:i w:val="0"/>
-                <w:sz w:val="20"/>
-                <w:u w:val="single"/>
-              </w:rPr>
+              <w:t>____________</w:t>
             </w:r>
           </w:p>
         </w:tc>
@@ -4649,28 +4422,9 @@
                 <w:b w:val="0"/>
                 <w:i w:val="0"/>
                 <w:sz w:val="20"/>
-                <w:u w:val="single"/>
+                <w:u w:val="none"/>
               </w:rPr>
-              <w:t>_</w:t>
-            </w:r>
-            <w:r>
-              <w:rPr>
-                <w:rFonts w:ascii="Times New Roman" w:hAnsi="Times New Roman"/>
-                <w:b w:val="0"/>
-                <w:i w:val="0"/>
-                <w:sz w:val="20"/>
-                <w:u w:val="single"/>
-              </w:rPr>
-              <w:t>_</w:t>
-            </w:r>
-            <w:r>
-              <w:rPr>
-                <w:rFonts w:ascii="Times New Roman" w:hAnsi="Times New Roman"/>
-                <w:b w:val="0"/>
-                <w:i w:val="0"/>
-                <w:sz w:val="20"/>
-                <w:u w:val="single"/>
-              </w:rPr>
+              <w:t>____________</w:t>
             </w:r>
           </w:p>
         </w:tc>

--- a/constitucion_sas_nova_bienestar/docx/11_Impuesto_de_registro_y_planilla_de_radicacion.docx
+++ b/constitucion_sas_nova_bienestar/docx/11_Impuesto_de_registro_y_planilla_de_radicacion.docx
@@ -754,6 +754,91 @@
         <w:tc>
           <w:tcPr>
             <w:tcW w:type="dxa" w:w="4105"/>
+          </w:tcPr>
+          <w:p>
+            <w:pPr>
+              <w:spacing w:after="40" w:before="40" w:line="240" w:lineRule="auto"/>
+              <w:jc w:val="left"/>
+            </w:pPr>
+            <w:r>
+              <w:rPr>
+                <w:rFonts w:ascii="Times New Roman" w:hAnsi="Times New Roman"/>
+                <w:b w:val="0"/>
+                <w:i w:val="0"/>
+                <w:sz w:val="20"/>
+                <w:u w:val="none"/>
+              </w:rPr>
+              <w:t xml:space="preserve">Impuesto </w:t>
+            </w:r>
+            <w:r>
+              <w:rPr>
+                <w:rFonts w:ascii="Times New Roman" w:hAnsi="Times New Roman"/>
+                <w:b/>
+                <w:i w:val="0"/>
+                <w:sz w:val="20"/>
+                <w:u w:val="none"/>
+              </w:rPr>
+              <w:t>sin cuantía</w:t>
+            </w:r>
+            <w:r>
+              <w:rPr>
+                <w:rFonts w:ascii="Times New Roman" w:hAnsi="Times New Roman"/>
+                <w:b w:val="0"/>
+                <w:i w:val="0"/>
+                <w:sz w:val="20"/>
+                <w:u w:val="none"/>
+              </w:rPr>
+              <w:t xml:space="preserve"> por la inscripción del nombramiento de los representantes legales</w:t>
+            </w:r>
+          </w:p>
+        </w:tc>
+        <w:tc>
+          <w:tcPr>
+            <w:tcW w:type="dxa" w:w="2737"/>
+          </w:tcPr>
+          <w:p>
+            <w:pPr>
+              <w:spacing w:after="40" w:before="40" w:line="240" w:lineRule="auto"/>
+              <w:jc w:val="left"/>
+            </w:pPr>
+            <w:r>
+              <w:rPr>
+                <w:rFonts w:ascii="Times New Roman" w:hAnsi="Times New Roman"/>
+                <w:b w:val="0"/>
+                <w:i w:val="0"/>
+                <w:sz w:val="20"/>
+                <w:u w:val="none"/>
+              </w:rPr>
+              <w:t>Entre 2 y 4 salarios mínimos diarios legales vigentes, según ordenanza</w:t>
+            </w:r>
+          </w:p>
+        </w:tc>
+        <w:tc>
+          <w:tcPr>
+            <w:tcW w:type="dxa" w:w="2280"/>
+          </w:tcPr>
+          <w:p>
+            <w:pPr>
+              <w:spacing w:after="40" w:before="40" w:line="240" w:lineRule="auto"/>
+              <w:jc w:val="left"/>
+            </w:pPr>
+            <w:r>
+              <w:rPr>
+                <w:rFonts w:ascii="Times New Roman" w:hAnsi="Times New Roman"/>
+                <w:b w:val="0"/>
+                <w:i w:val="0"/>
+                <w:sz w:val="20"/>
+                <w:u w:val="none"/>
+              </w:rPr>
+              <w:t>≈ $93.000 a $187.000</w:t>
+            </w:r>
+          </w:p>
+        </w:tc>
+      </w:tr>
+      <w:tr>
+        <w:tc>
+          <w:tcPr>
+            <w:tcW w:type="dxa" w:w="4105"/>
             <w:shd w:val="clear" w:color="auto" w:fill="D9D9D9"/>
           </w:tcPr>
           <w:p>
@@ -791,7 +876,7 @@
                 <w:sz w:val="20"/>
                 <w:u w:val="none"/>
               </w:rPr>
-              <w:t>$600.000.000 × 0,7 %</w:t>
+              <w:t>Con cuantía más sin cuantía</w:t>
             </w:r>
           </w:p>
         </w:tc>
@@ -813,7 +898,7 @@
                 <w:sz w:val="20"/>
                 <w:u w:val="none"/>
               </w:rPr>
-              <w:t>$4.200.000</w:t>
+              <w:t>≈ $4.293.000 a $4.387.000</w:t>
             </w:r>
           </w:p>
         </w:tc>
@@ -832,7 +917,7 @@
           <w:i w:val="0"/>
           <w:u w:val="none"/>
         </w:rPr>
-        <w:t>Verificación aritmética:</w:t>
+        <w:t>Verificación aritmética del componente con cuantía:</w:t>
       </w:r>
       <w:r>
         <w:rPr>
@@ -842,6 +927,62 @@
           <w:u w:val="none"/>
         </w:rPr>
         <w:t xml:space="preserve"> $600.000.000 × 0,007 = $4.200.000.</w:t>
+      </w:r>
+    </w:p>
+    <w:p>
+      <w:r>
+        <w:rPr>
+          <w:rFonts w:ascii="Times New Roman" w:hAnsi="Times New Roman"/>
+          <w:b/>
+          <w:i w:val="0"/>
+          <w:u w:val="none"/>
+        </w:rPr>
+        <w:t>El impuesto sin cuantía.</w:t>
+      </w:r>
+      <w:r>
+        <w:rPr>
+          <w:rFonts w:ascii="Times New Roman" w:hAnsi="Times New Roman"/>
+          <w:b w:val="0"/>
+          <w:i w:val="0"/>
+          <w:u w:val="none"/>
+        </w:rPr>
+        <w:t xml:space="preserve"> El numeral 5.2.2 de la guía registral de la Cámara precisa que el trámite causa </w:t>
+      </w:r>
+      <w:r>
+        <w:rPr>
+          <w:rFonts w:ascii="Times New Roman" w:hAnsi="Times New Roman"/>
+          <w:b/>
+          <w:i w:val="0"/>
+          <w:u w:val="none"/>
+        </w:rPr>
+        <w:t>dos</w:t>
+      </w:r>
+      <w:r>
+        <w:rPr>
+          <w:rFonts w:ascii="Times New Roman" w:hAnsi="Times New Roman"/>
+          <w:b w:val="0"/>
+          <w:i w:val="0"/>
+          <w:u w:val="none"/>
+        </w:rPr>
+        <w:t xml:space="preserve"> impuestos de registro y no uno: el de cuantía por la constitución, y </w:t>
+      </w:r>
+      <w:r>
+        <w:rPr>
+          <w:rFonts w:ascii="Times New Roman" w:hAnsi="Times New Roman"/>
+          <w:b/>
+          <w:i w:val="0"/>
+          <w:u w:val="none"/>
+        </w:rPr>
+        <w:t>uno sin cuantía por la inscripción de cada órgano nombrado</w:t>
+      </w:r>
+      <w:r>
+        <w:rPr>
+          <w:rFonts w:ascii="Times New Roman" w:hAnsi="Times New Roman"/>
+          <w:b w:val="0"/>
+          <w:i w:val="0"/>
+          <w:u w:val="none"/>
+        </w:rPr>
+        <w:t xml:space="preserve"> —representantes legales, junta directiva y revisores fiscales—. Aquí solo se nombra el órgano de representación legal, con principal y suplente, de modo que se causa un único acto sin cuantía. El artículo 230 de la Ley 223 de 1995 lo tasa entre dos y cuatro salarios mínimos diarios legales vigentes; la ordenanza departamental fija el valor exacto dentro de ese rango.</w:t>
       </w:r>
     </w:p>
     <w:p>
@@ -1736,6 +1877,50 @@
                 <w:sz w:val="20"/>
                 <w:u w:val="none"/>
               </w:rPr>
+              <w:t>Impuesto sin cuantía por nombramientos</w:t>
+            </w:r>
+          </w:p>
+        </w:tc>
+        <w:tc>
+          <w:tcPr>
+            <w:tcW w:type="dxa" w:w="5017"/>
+          </w:tcPr>
+          <w:p>
+            <w:pPr>
+              <w:spacing w:after="40" w:before="40" w:line="240" w:lineRule="auto"/>
+              <w:jc w:val="left"/>
+            </w:pPr>
+            <w:r>
+              <w:rPr>
+                <w:rFonts w:ascii="Times New Roman" w:hAnsi="Times New Roman"/>
+                <w:b w:val="0"/>
+                <w:i w:val="0"/>
+                <w:sz w:val="20"/>
+                <w:u w:val="none"/>
+              </w:rPr>
+              <w:t>Un (1) acto: órgano de representación legal</w:t>
+            </w:r>
+          </w:p>
+        </w:tc>
+      </w:tr>
+      <w:tr>
+        <w:tc>
+          <w:tcPr>
+            <w:tcW w:type="dxa" w:w="4105"/>
+          </w:tcPr>
+          <w:p>
+            <w:pPr>
+              <w:spacing w:after="40" w:before="40" w:line="240" w:lineRule="auto"/>
+              <w:jc w:val="left"/>
+            </w:pPr>
+            <w:r>
+              <w:rPr>
+                <w:rFonts w:ascii="Times New Roman" w:hAnsi="Times New Roman"/>
+                <w:b w:val="0"/>
+                <w:i w:val="0"/>
+                <w:sz w:val="20"/>
+                <w:u w:val="none"/>
+              </w:rPr>
               <w:t>Exenciones aplicables</w:t>
             </w:r>
           </w:p>
@@ -1757,7 +1942,7 @@
                 <w:sz w:val="20"/>
                 <w:u w:val="none"/>
               </w:rPr>
-              <w:t>Ninguna. La exención de la Ley 1780 de 2016 no cubre el impuesto de registro.</w:t>
+              <w:t>Ninguna. La exención de la Ley 1780 de 2016 no cubre el impuesto de registro, ni el de cuantía ni el sin cuantía.</w:t>
             </w:r>
           </w:p>
         </w:tc>
@@ -3179,7 +3364,7 @@
                 <w:sz w:val="20"/>
                 <w:u w:val="none"/>
               </w:rPr>
-              <w:t>Solicitud de inscripción de libros</w:t>
+              <w:t>Solicitud de inscripción de libros (formato 7 de la Cámara)</w:t>
             </w:r>
           </w:p>
         </w:tc>
@@ -3236,6 +3421,237 @@
                 <w:u w:val="none"/>
               </w:rPr>
               <w:t>15</w:t>
+            </w:r>
+          </w:p>
+        </w:tc>
+        <w:tc>
+          <w:tcPr>
+            <w:tcW w:type="dxa" w:w="4743"/>
+          </w:tcPr>
+          <w:p>
+            <w:pPr>
+              <w:spacing w:after="40" w:before="40" w:line="240" w:lineRule="auto"/>
+              <w:jc w:val="left"/>
+            </w:pPr>
+            <w:r>
+              <w:rPr>
+                <w:rFonts w:ascii="Times New Roman" w:hAnsi="Times New Roman"/>
+                <w:b w:val="0"/>
+                <w:i w:val="0"/>
+                <w:sz w:val="20"/>
+                <w:u w:val="none"/>
+              </w:rPr>
+              <w:t>Manifestación de desarrollo de emprendimientos sociales, Ley 2234 de 2022</w:t>
+            </w:r>
+          </w:p>
+        </w:tc>
+        <w:tc>
+          <w:tcPr>
+            <w:tcW w:type="dxa" w:w="912"/>
+          </w:tcPr>
+          <w:p>
+            <w:pPr>
+              <w:spacing w:after="40" w:before="40" w:line="240" w:lineRule="auto"/>
+              <w:jc w:val="left"/>
+            </w:pPr>
+          </w:p>
+        </w:tc>
+        <w:tc>
+          <w:tcPr>
+            <w:tcW w:type="dxa" w:w="912"/>
+          </w:tcPr>
+          <w:p>
+            <w:pPr>
+              <w:spacing w:after="40" w:before="40" w:line="240" w:lineRule="auto"/>
+              <w:jc w:val="left"/>
+            </w:pPr>
+          </w:p>
+        </w:tc>
+        <w:tc>
+          <w:tcPr>
+            <w:tcW w:type="dxa" w:w="1824"/>
+          </w:tcPr>
+          <w:p>
+            <w:pPr>
+              <w:spacing w:after="40" w:before="40" w:line="240" w:lineRule="auto"/>
+              <w:jc w:val="left"/>
+            </w:pPr>
+          </w:p>
+        </w:tc>
+      </w:tr>
+      <w:tr>
+        <w:tc>
+          <w:tcPr>
+            <w:tcW w:type="dxa" w:w="730"/>
+          </w:tcPr>
+          <w:p>
+            <w:pPr>
+              <w:spacing w:after="40" w:before="40" w:line="240" w:lineRule="auto"/>
+              <w:jc w:val="left"/>
+            </w:pPr>
+            <w:r>
+              <w:rPr>
+                <w:rFonts w:ascii="Times New Roman" w:hAnsi="Times New Roman"/>
+                <w:b w:val="0"/>
+                <w:i w:val="0"/>
+                <w:sz w:val="20"/>
+                <w:u w:val="none"/>
+              </w:rPr>
+              <w:t>16</w:t>
+            </w:r>
+          </w:p>
+        </w:tc>
+        <w:tc>
+          <w:tcPr>
+            <w:tcW w:type="dxa" w:w="4743"/>
+          </w:tcPr>
+          <w:p>
+            <w:pPr>
+              <w:spacing w:after="40" w:before="40" w:line="240" w:lineRule="auto"/>
+              <w:jc w:val="left"/>
+            </w:pPr>
+            <w:r>
+              <w:rPr>
+                <w:rFonts w:ascii="Times New Roman" w:hAnsi="Times New Roman"/>
+                <w:b w:val="0"/>
+                <w:i w:val="0"/>
+                <w:sz w:val="20"/>
+                <w:u w:val="none"/>
+              </w:rPr>
+              <w:t>Formato de la Cámara que acredita las condiciones de pequeña empresa joven</w:t>
+            </w:r>
+          </w:p>
+        </w:tc>
+        <w:tc>
+          <w:tcPr>
+            <w:tcW w:type="dxa" w:w="912"/>
+          </w:tcPr>
+          <w:p>
+            <w:pPr>
+              <w:spacing w:after="40" w:before="40" w:line="240" w:lineRule="auto"/>
+              <w:jc w:val="left"/>
+            </w:pPr>
+          </w:p>
+        </w:tc>
+        <w:tc>
+          <w:tcPr>
+            <w:tcW w:type="dxa" w:w="912"/>
+          </w:tcPr>
+          <w:p>
+            <w:pPr>
+              <w:spacing w:after="40" w:before="40" w:line="240" w:lineRule="auto"/>
+              <w:jc w:val="left"/>
+            </w:pPr>
+          </w:p>
+        </w:tc>
+        <w:tc>
+          <w:tcPr>
+            <w:tcW w:type="dxa" w:w="1824"/>
+          </w:tcPr>
+          <w:p>
+            <w:pPr>
+              <w:spacing w:after="40" w:before="40" w:line="240" w:lineRule="auto"/>
+              <w:jc w:val="left"/>
+            </w:pPr>
+          </w:p>
+        </w:tc>
+      </w:tr>
+      <w:tr>
+        <w:tc>
+          <w:tcPr>
+            <w:tcW w:type="dxa" w:w="730"/>
+          </w:tcPr>
+          <w:p>
+            <w:pPr>
+              <w:spacing w:after="40" w:before="40" w:line="240" w:lineRule="auto"/>
+              <w:jc w:val="left"/>
+            </w:pPr>
+            <w:r>
+              <w:rPr>
+                <w:rFonts w:ascii="Times New Roman" w:hAnsi="Times New Roman"/>
+                <w:b w:val="0"/>
+                <w:i w:val="0"/>
+                <w:sz w:val="20"/>
+                <w:u w:val="none"/>
+              </w:rPr>
+              <w:t>17</w:t>
+            </w:r>
+          </w:p>
+        </w:tc>
+        <w:tc>
+          <w:tcPr>
+            <w:tcW w:type="dxa" w:w="4743"/>
+          </w:tcPr>
+          <w:p>
+            <w:pPr>
+              <w:spacing w:after="40" w:before="40" w:line="240" w:lineRule="auto"/>
+              <w:jc w:val="left"/>
+            </w:pPr>
+            <w:r>
+              <w:rPr>
+                <w:rFonts w:ascii="Times New Roman" w:hAnsi="Times New Roman"/>
+                <w:b w:val="0"/>
+                <w:i w:val="0"/>
+                <w:sz w:val="20"/>
+                <w:u w:val="none"/>
+              </w:rPr>
+              <w:t>Anexo de reporte de información con enfoque diferencial étnico</w:t>
+            </w:r>
+          </w:p>
+        </w:tc>
+        <w:tc>
+          <w:tcPr>
+            <w:tcW w:type="dxa" w:w="912"/>
+          </w:tcPr>
+          <w:p>
+            <w:pPr>
+              <w:spacing w:after="40" w:before="40" w:line="240" w:lineRule="auto"/>
+              <w:jc w:val="left"/>
+            </w:pPr>
+          </w:p>
+        </w:tc>
+        <w:tc>
+          <w:tcPr>
+            <w:tcW w:type="dxa" w:w="912"/>
+          </w:tcPr>
+          <w:p>
+            <w:pPr>
+              <w:spacing w:after="40" w:before="40" w:line="240" w:lineRule="auto"/>
+              <w:jc w:val="left"/>
+            </w:pPr>
+          </w:p>
+        </w:tc>
+        <w:tc>
+          <w:tcPr>
+            <w:tcW w:type="dxa" w:w="1824"/>
+          </w:tcPr>
+          <w:p>
+            <w:pPr>
+              <w:spacing w:after="40" w:before="40" w:line="240" w:lineRule="auto"/>
+              <w:jc w:val="left"/>
+            </w:pPr>
+          </w:p>
+        </w:tc>
+      </w:tr>
+      <w:tr>
+        <w:tc>
+          <w:tcPr>
+            <w:tcW w:type="dxa" w:w="730"/>
+          </w:tcPr>
+          <w:p>
+            <w:pPr>
+              <w:spacing w:after="40" w:before="40" w:line="240" w:lineRule="auto"/>
+              <w:jc w:val="left"/>
+            </w:pPr>
+            <w:r>
+              <w:rPr>
+                <w:rFonts w:ascii="Times New Roman" w:hAnsi="Times New Roman"/>
+                <w:b w:val="0"/>
+                <w:i w:val="0"/>
+                <w:sz w:val="20"/>
+                <w:u w:val="none"/>
+              </w:rPr>
+              <w:t>18</w:t>
             </w:r>
           </w:p>
         </w:tc>
@@ -3950,6 +4366,171 @@
           </w:p>
         </w:tc>
       </w:tr>
+      <w:tr>
+        <w:tc>
+          <w:tcPr>
+            <w:tcW w:type="dxa" w:w="5473"/>
+          </w:tcPr>
+          <w:p>
+            <w:pPr>
+              <w:spacing w:after="40" w:before="40" w:line="240" w:lineRule="auto"/>
+              <w:jc w:val="left"/>
+            </w:pPr>
+            <w:r>
+              <w:rPr>
+                <w:rFonts w:ascii="Times New Roman" w:hAnsi="Times New Roman"/>
+                <w:b w:val="0"/>
+                <w:i w:val="0"/>
+                <w:sz w:val="20"/>
+                <w:u w:val="none"/>
+              </w:rPr>
+              <w:t>El anexo de responsabilidades tributarias tiene presentación personal ante la Cámara</w:t>
+            </w:r>
+          </w:p>
+        </w:tc>
+        <w:tc>
+          <w:tcPr>
+            <w:tcW w:type="dxa" w:w="912"/>
+          </w:tcPr>
+          <w:p>
+            <w:pPr>
+              <w:spacing w:after="40" w:before="40" w:line="240" w:lineRule="auto"/>
+              <w:jc w:val="left"/>
+            </w:pPr>
+          </w:p>
+        </w:tc>
+        <w:tc>
+          <w:tcPr>
+            <w:tcW w:type="dxa" w:w="2737"/>
+          </w:tcPr>
+          <w:p>
+            <w:pPr>
+              <w:spacing w:after="40" w:before="40" w:line="240" w:lineRule="auto"/>
+              <w:jc w:val="left"/>
+            </w:pPr>
+            <w:r>
+              <w:rPr>
+                <w:rFonts w:ascii="Times New Roman" w:hAnsi="Times New Roman"/>
+                <w:b w:val="0"/>
+                <w:i w:val="0"/>
+                <w:sz w:val="20"/>
+                <w:u w:val="none"/>
+              </w:rPr>
+              <w:t>Representante legal</w:t>
+            </w:r>
+          </w:p>
+        </w:tc>
+      </w:tr>
+      <w:tr>
+        <w:tc>
+          <w:tcPr>
+            <w:tcW w:type="dxa" w:w="5473"/>
+          </w:tcPr>
+          <w:p>
+            <w:pPr>
+              <w:spacing w:after="40" w:before="40" w:line="240" w:lineRule="auto"/>
+              <w:jc w:val="left"/>
+            </w:pPr>
+            <w:r>
+              <w:rPr>
+                <w:rFonts w:ascii="Times New Roman" w:hAnsi="Times New Roman"/>
+                <w:b w:val="0"/>
+                <w:i w:val="0"/>
+                <w:sz w:val="20"/>
+                <w:u w:val="none"/>
+              </w:rPr>
+              <w:t>El documento de constitución indica de manera expresa el término para el pago del capital suscrito</w:t>
+            </w:r>
+          </w:p>
+        </w:tc>
+        <w:tc>
+          <w:tcPr>
+            <w:tcW w:type="dxa" w:w="912"/>
+          </w:tcPr>
+          <w:p>
+            <w:pPr>
+              <w:spacing w:after="40" w:before="40" w:line="240" w:lineRule="auto"/>
+              <w:jc w:val="left"/>
+            </w:pPr>
+          </w:p>
+        </w:tc>
+        <w:tc>
+          <w:tcPr>
+            <w:tcW w:type="dxa" w:w="2737"/>
+          </w:tcPr>
+          <w:p>
+            <w:pPr>
+              <w:spacing w:after="40" w:before="40" w:line="240" w:lineRule="auto"/>
+              <w:jc w:val="left"/>
+            </w:pPr>
+            <w:r>
+              <w:rPr>
+                <w:rFonts w:ascii="Times New Roman" w:hAnsi="Times New Roman"/>
+                <w:b w:val="0"/>
+                <w:i w:val="0"/>
+                <w:sz w:val="20"/>
+                <w:u w:val="none"/>
+              </w:rPr>
+              <w:t>Representante legal</w:t>
+            </w:r>
+          </w:p>
+        </w:tc>
+      </w:tr>
+      <w:tr>
+        <w:tc>
+          <w:tcPr>
+            <w:tcW w:type="dxa" w:w="5473"/>
+          </w:tcPr>
+          <w:p>
+            <w:pPr>
+              <w:spacing w:after="40" w:before="40" w:line="240" w:lineRule="auto"/>
+              <w:jc w:val="left"/>
+            </w:pPr>
+            <w:r>
+              <w:rPr>
+                <w:rFonts w:ascii="Times New Roman" w:hAnsi="Times New Roman"/>
+                <w:b w:val="0"/>
+                <w:i w:val="0"/>
+                <w:sz w:val="20"/>
+                <w:u w:val="none"/>
+              </w:rPr>
+              <w:t>Se anexó la relación de nombre e identificación de los nueve trabajadores</w:t>
+            </w:r>
+          </w:p>
+        </w:tc>
+        <w:tc>
+          <w:tcPr>
+            <w:tcW w:type="dxa" w:w="912"/>
+          </w:tcPr>
+          <w:p>
+            <w:pPr>
+              <w:spacing w:after="40" w:before="40" w:line="240" w:lineRule="auto"/>
+              <w:jc w:val="left"/>
+            </w:pPr>
+          </w:p>
+        </w:tc>
+        <w:tc>
+          <w:tcPr>
+            <w:tcW w:type="dxa" w:w="2737"/>
+          </w:tcPr>
+          <w:p>
+            <w:pPr>
+              <w:spacing w:after="40" w:before="40" w:line="240" w:lineRule="auto"/>
+              <w:jc w:val="left"/>
+            </w:pPr>
+            <w:r>
+              <w:rPr>
+                <w:rFonts w:ascii="Times New Roman" w:hAnsi="Times New Roman"/>
+                <w:b w:val="0"/>
+                <w:i w:val="0"/>
+                <w:sz w:val="20"/>
+                <w:u w:val="none"/>
+              </w:rPr>
+              <w:t>Representante legal</w:t>
+            </w:r>
+          </w:p>
+        </w:tc>
+      </w:tr>
     </w:tbl>
     <w:p>
       <w:pPr>

--- a/constitucion_sas_nova_bienestar/docx/11_Impuesto_de_registro_y_planilla_de_radicacion.docx
+++ b/constitucion_sas_nova_bienestar/docx/11_Impuesto_de_registro_y_planilla_de_radicacion.docx
@@ -550,7 +550,7 @@
                 <w:sz w:val="20"/>
                 <w:u w:val="none"/>
               </w:rPr>
-              <w:t>—</w:t>
+              <w:t>No aplica</w:t>
             </w:r>
           </w:p>
         </w:tc>
@@ -982,7 +982,7 @@
           <w:i w:val="0"/>
           <w:u w:val="none"/>
         </w:rPr>
-        <w:t xml:space="preserve"> —representantes legales, junta directiva y revisores fiscales—. Aquí solo se nombra el órgano de representación legal, con principal y suplente, de modo que se causa un único acto sin cuantía. El artículo 230 de la Ley 223 de 1995 lo tasa entre dos y cuatro salarios mínimos diarios legales vigentes; la ordenanza departamental fija el valor exacto dentro de ese rango.</w:t>
+        <w:t xml:space="preserve"> (representantes legales, junta directiva y revisores fiscales). Aquí solo se nombra el órgano de representación legal, con principal y suplente, de modo que se causa un único acto sin cuantía. El artículo 230 de la Ley 223 de 1995 lo tasa entre dos y cuatro salarios mínimos diarios legales vigentes; la ordenanza departamental fija el valor exacto dentro de ese rango.</w:t>
       </w:r>
     </w:p>
     <w:p>
@@ -1678,7 +1678,7 @@
                 <w:sz w:val="20"/>
                 <w:u w:val="none"/>
               </w:rPr>
-              <w:t>Registro mercantil — libro IX</w:t>
+              <w:t>Registro mercantil, libro IX</w:t>
             </w:r>
           </w:p>
         </w:tc>
@@ -5100,7 +5100,7 @@
         <w:color w:val="555555"/>
         <w:sz w:val="16"/>
       </w:rPr>
-      <w:t>NOVA BIENESTAR INTEGRAL S.A.S. — Impuesto de registro y planilla de radicación</w:t>
+      <w:t>NOVA BIENESTAR INTEGRAL S.A.S. Impuesto de registro y planilla de radicación</w:t>
     </w:r>
   </w:p>
 </w:hdr>
